--- a/Assets/Game_Design/본관 편 레벨 디자인.docx
+++ b/Assets/Game_Design/본관 편 레벨 디자인.docx
@@ -11,6 +11,7 @@
         <w:ind w:left="720" w:hanging="360"/>
         <w:rPr>
           <w:b w:val="1"/>
+          <w:bCs w:val="1"/>
           <w:sz w:val="34"/>
           <w:szCs w:val="34"/>
         </w:rPr>
@@ -19,7 +20,7 @@
       <w:bookmarkEnd w:id="0"/>
       <w:sdt>
         <w:sdtPr>
-          <w:id w:val="-31704017"/>
+          <w:id w:val="-1016036774"/>
           <w:tag w:val="goog_rdk_0"/>
         </w:sdtPr>
         <w:sdtContent>
@@ -27,6 +28,7 @@
             <w:rPr>
               <w:rFonts w:ascii="Arial Unicode MS" w:cs="Arial Unicode MS" w:eastAsia="Arial Unicode MS" w:hAnsi="Arial Unicode MS"/>
               <w:b w:val="1"/>
+              <w:bCs w:val="1"/>
               <w:sz w:val="34"/>
               <w:szCs w:val="34"/>
               <w:rtl w:val="0"/>
@@ -47,7 +49,7 @@
       </w:pPr>
       <w:sdt>
         <w:sdtPr>
-          <w:id w:val="625630042"/>
+          <w:id w:val="-1503743826"/>
           <w:tag w:val="goog_rdk_1"/>
         </w:sdtPr>
         <w:sdtContent>
@@ -55,6 +57,7 @@
             <w:rPr>
               <w:rFonts w:ascii="Arial Unicode MS" w:cs="Arial Unicode MS" w:eastAsia="Arial Unicode MS" w:hAnsi="Arial Unicode MS"/>
               <w:b w:val="1"/>
+              <w:bCs w:val="1"/>
               <w:rtl w:val="0"/>
             </w:rPr>
             <w:t xml:space="preserve">스폰 지점</w:t>
@@ -63,7 +66,7 @@
       </w:sdt>
       <w:sdt>
         <w:sdtPr>
-          <w:id w:val="1615816633"/>
+          <w:id w:val="499831451"/>
           <w:tag w:val="goog_rdk_2"/>
         </w:sdtPr>
         <w:sdtContent>
@@ -89,7 +92,7 @@
       </w:pPr>
       <w:sdt>
         <w:sdtPr>
-          <w:id w:val="183980405"/>
+          <w:id w:val="-740400405"/>
           <w:tag w:val="goog_rdk_3"/>
         </w:sdtPr>
         <w:sdtContent>
@@ -97,6 +100,7 @@
             <w:rPr>
               <w:rFonts w:ascii="Arial Unicode MS" w:cs="Arial Unicode MS" w:eastAsia="Arial Unicode MS" w:hAnsi="Arial Unicode MS"/>
               <w:b w:val="1"/>
+              <w:bCs w:val="1"/>
               <w:rtl w:val="0"/>
             </w:rPr>
             <w:t xml:space="preserve">정원 진입 방식</w:t>
@@ -122,7 +126,7 @@
       </w:pPr>
       <w:sdt>
         <w:sdtPr>
-          <w:id w:val="864377731"/>
+          <w:id w:val="-265774205"/>
           <w:tag w:val="goog_rdk_4"/>
         </w:sdtPr>
         <w:sdtContent>
@@ -130,6 +134,7 @@
             <w:rPr>
               <w:rFonts w:ascii="Arial Unicode MS" w:cs="Arial Unicode MS" w:eastAsia="Arial Unicode MS" w:hAnsi="Arial Unicode MS"/>
               <w:b w:val="1"/>
+              <w:bCs w:val="1"/>
               <w:rtl w:val="0"/>
             </w:rPr>
             <w:t xml:space="preserve">철문 (잠김)</w:t>
@@ -144,7 +149,7 @@
       </w:r>
       <w:sdt>
         <w:sdtPr>
-          <w:id w:val="-1490795258"/>
+          <w:id w:val="-2141651132"/>
           <w:tag w:val="goog_rdk_5"/>
         </w:sdtPr>
         <w:sdtContent>
@@ -152,7 +157,9 @@
             <w:rPr>
               <w:rFonts w:ascii="Arial Unicode MS" w:cs="Arial Unicode MS" w:eastAsia="Arial Unicode MS" w:hAnsi="Arial Unicode MS"/>
               <w:b w:val="1"/>
+              <w:bCs w:val="1"/>
               <w:i w:val="1"/>
+              <w:iCs w:val="1"/>
               <w:rtl w:val="0"/>
             </w:rPr>
             <w:t xml:space="preserve">진입 불가능</w:t>
@@ -177,7 +184,7 @@
       </w:pPr>
       <w:sdt>
         <w:sdtPr>
-          <w:id w:val="-1291562497"/>
+          <w:id w:val="980360231"/>
           <w:tag w:val="goog_rdk_6"/>
         </w:sdtPr>
         <w:sdtContent>
@@ -185,6 +192,7 @@
             <w:rPr>
               <w:rFonts w:ascii="Arial Unicode MS" w:cs="Arial Unicode MS" w:eastAsia="Arial Unicode MS" w:hAnsi="Arial Unicode MS"/>
               <w:b w:val="1"/>
+              <w:bCs w:val="1"/>
               <w:rtl w:val="0"/>
             </w:rPr>
             <w:t xml:space="preserve">대안 루트</w:t>
@@ -204,7 +212,7 @@
       </w:pPr>
       <w:sdt>
         <w:sdtPr>
-          <w:id w:val="-2072356797"/>
+          <w:id w:val="991380042"/>
           <w:tag w:val="goog_rdk_7"/>
         </w:sdtPr>
         <w:sdtContent>
@@ -230,7 +238,7 @@
       </w:pPr>
       <w:sdt>
         <w:sdtPr>
-          <w:id w:val="1587158910"/>
+          <w:id w:val="-1243216399"/>
           <w:tag w:val="goog_rdk_8"/>
         </w:sdtPr>
         <w:sdtContent>
@@ -241,125 +249,6 @@
             </w:rPr>
             <w:t xml:space="preserve">맨홀 → 하수구 통과 (은밀 루트, 다만 내부가 미로처럼 되어있고 가짜 출구인 함정이 존재하여 출구로 나갔더니 바로 경호원과 마주치는 상황도 발생함)</w:t>
             <w:br w:type="textWrapping"/>
-          </w:r>
-        </w:sdtContent>
-      </w:sdt>
-    </w:p>
-    <w:p>
-      <w:pPr>
-        <w:pStyle w:val="Heading3"/>
-        <w:keepNext w:val="0"/>
-        <w:keepLines w:val="0"/>
-        <w:spacing w:before="280" w:lineRule="auto"/>
-        <w:ind w:left="720" w:hanging="360"/>
-        <w:rPr>
-          <w:b w:val="1"/>
-          <w:color w:val="000000"/>
-          <w:sz w:val="26"/>
-          <w:szCs w:val="26"/>
-        </w:rPr>
-      </w:pPr>
-      <w:bookmarkStart w:colFirst="0" w:colLast="0" w:name="_heading=h.pojqhhqeejz4" w:id="1"/>
-      <w:bookmarkEnd w:id="1"/>
-      <w:sdt>
-        <w:sdtPr>
-          <w:id w:val="-1756817960"/>
-          <w:tag w:val="goog_rdk_9"/>
-        </w:sdtPr>
-        <w:sdtContent>
-          <w:r>
-            <w:rPr>
-              <w:rFonts w:ascii="Arial Unicode MS" w:cs="Arial Unicode MS" w:eastAsia="Arial Unicode MS" w:hAnsi="Arial Unicode MS"/>
-              <w:b w:val="1"/>
-              <w:color w:val="000000"/>
-              <w:sz w:val="26"/>
-              <w:szCs w:val="26"/>
-              <w:rtl w:val="0"/>
-            </w:rPr>
-            <w:t xml:space="preserve">경계 상황</w:t>
-          </w:r>
-        </w:sdtContent>
-      </w:sdt>
-    </w:p>
-    <w:p>
-      <w:pPr>
-        <w:numPr>
-          <w:ilvl w:val="0"/>
-          <w:numId w:val="8"/>
-        </w:numPr>
-        <w:spacing w:after="0" w:afterAutospacing="0" w:before="240" w:lineRule="auto"/>
-        <w:ind w:left="720" w:hanging="360"/>
-      </w:pPr>
-      <w:sdt>
-        <w:sdtPr>
-          <w:id w:val="171094650"/>
-          <w:tag w:val="goog_rdk_10"/>
-        </w:sdtPr>
-        <w:sdtContent>
-          <w:r>
-            <w:rPr>
-              <w:rFonts w:ascii="Arial Unicode MS" w:cs="Arial Unicode MS" w:eastAsia="Arial Unicode MS" w:hAnsi="Arial Unicode MS"/>
-              <w:b w:val="1"/>
-              <w:rtl w:val="0"/>
-            </w:rPr>
-            <w:t xml:space="preserve">경호원 1,2,3,4</w:t>
-          </w:r>
-        </w:sdtContent>
-      </w:sdt>
-      <w:sdt>
-        <w:sdtPr>
-          <w:id w:val="-1431847685"/>
-          <w:tag w:val="goog_rdk_11"/>
-        </w:sdtPr>
-        <w:sdtContent>
-          <w:r>
-            <w:rPr>
-              <w:rFonts w:ascii="Arial Unicode MS" w:cs="Arial Unicode MS" w:eastAsia="Arial Unicode MS" w:hAnsi="Arial Unicode MS"/>
-              <w:rtl w:val="0"/>
-            </w:rPr>
-            <w:t xml:space="preserve">: 정원 내부 배회 (순찰 루트 존재)</w:t>
-            <w:br w:type="textWrapping"/>
-          </w:r>
-        </w:sdtContent>
-      </w:sdt>
-    </w:p>
-    <w:p>
-      <w:pPr>
-        <w:numPr>
-          <w:ilvl w:val="0"/>
-          <w:numId w:val="8"/>
-        </w:numPr>
-        <w:spacing w:after="240" w:before="0" w:beforeAutospacing="0" w:lineRule="auto"/>
-        <w:ind w:left="720" w:hanging="360"/>
-      </w:pPr>
-      <w:sdt>
-        <w:sdtPr>
-          <w:id w:val="551572516"/>
-          <w:tag w:val="goog_rdk_12"/>
-        </w:sdtPr>
-        <w:sdtContent>
-          <w:r>
-            <w:rPr>
-              <w:rFonts w:ascii="Arial Unicode MS" w:cs="Arial Unicode MS" w:eastAsia="Arial Unicode MS" w:hAnsi="Arial Unicode MS"/>
-              <w:b w:val="1"/>
-              <w:rtl w:val="0"/>
-            </w:rPr>
-            <w:t xml:space="preserve">경호원 5.6</w:t>
-          </w:r>
-        </w:sdtContent>
-      </w:sdt>
-      <w:sdt>
-        <w:sdtPr>
-          <w:id w:val="1358229726"/>
-          <w:tag w:val="goog_rdk_13"/>
-        </w:sdtPr>
-        <w:sdtContent>
-          <w:r>
-            <w:rPr>
-              <w:rFonts w:ascii="Arial Unicode MS" w:cs="Arial Unicode MS" w:eastAsia="Arial Unicode MS" w:hAnsi="Arial Unicode MS"/>
-              <w:rtl w:val="0"/>
-            </w:rPr>
-            <w:t xml:space="preserve">: 저택 현관문 앞 고정 경계</w:t>
             <w:br w:type="textWrapping"/>
           </w:r>
         </w:sdtContent>
@@ -391,22 +280,24 @@
         <w:ind w:left="720" w:hanging="360"/>
         <w:rPr>
           <w:b w:val="1"/>
+          <w:bCs w:val="1"/>
           <w:sz w:val="34"/>
           <w:szCs w:val="34"/>
         </w:rPr>
       </w:pPr>
-      <w:bookmarkStart w:colFirst="0" w:colLast="0" w:name="_heading=h.u38p8lq925di" w:id="2"/>
-      <w:bookmarkEnd w:id="2"/>
-      <w:sdt>
-        <w:sdtPr>
-          <w:id w:val="832882141"/>
-          <w:tag w:val="goog_rdk_14"/>
+      <w:bookmarkStart w:colFirst="0" w:colLast="0" w:name="_heading=h.u38p8lq925di" w:id="1"/>
+      <w:bookmarkEnd w:id="1"/>
+      <w:sdt>
+        <w:sdtPr>
+          <w:id w:val="-759875500"/>
+          <w:tag w:val="goog_rdk_9"/>
         </w:sdtPr>
         <w:sdtContent>
           <w:r>
             <w:rPr>
               <w:rFonts w:ascii="Arial Unicode MS" w:cs="Arial Unicode MS" w:eastAsia="Arial Unicode MS" w:hAnsi="Arial Unicode MS"/>
               <w:b w:val="1"/>
+              <w:bCs w:val="1"/>
               <w:sz w:val="34"/>
               <w:szCs w:val="34"/>
               <w:rtl w:val="0"/>
@@ -420,21 +311,22 @@
       <w:pPr>
         <w:numPr>
           <w:ilvl w:val="0"/>
-          <w:numId w:val="9"/>
+          <w:numId w:val="8"/>
         </w:numPr>
         <w:spacing w:after="0" w:afterAutospacing="0" w:before="240" w:lineRule="auto"/>
         <w:ind w:left="720" w:hanging="360"/>
       </w:pPr>
       <w:sdt>
         <w:sdtPr>
-          <w:id w:val="351012497"/>
-          <w:tag w:val="goog_rdk_15"/>
+          <w:id w:val="1549761805"/>
+          <w:tag w:val="goog_rdk_10"/>
         </w:sdtPr>
         <w:sdtContent>
           <w:r>
             <w:rPr>
               <w:rFonts w:ascii="Arial Unicode MS" w:cs="Arial Unicode MS" w:eastAsia="Arial Unicode MS" w:hAnsi="Arial Unicode MS"/>
               <w:b w:val="1"/>
+              <w:bCs w:val="1"/>
               <w:rtl w:val="0"/>
             </w:rPr>
             <w:t xml:space="preserve">정문 돌격 (고위험)</w:t>
@@ -443,8 +335,8 @@
       </w:sdt>
       <w:sdt>
         <w:sdtPr>
-          <w:id w:val="161974739"/>
-          <w:tag w:val="goog_rdk_16"/>
+          <w:id w:val="-1273832036"/>
+          <w:tag w:val="goog_rdk_11"/>
         </w:sdtPr>
         <w:sdtContent>
           <w:r>
@@ -462,31 +354,32 @@
       <w:pPr>
         <w:numPr>
           <w:ilvl w:val="0"/>
-          <w:numId w:val="9"/>
+          <w:numId w:val="8"/>
         </w:numPr>
-        <w:spacing w:after="0" w:afterAutospacing="0" w:before="0" w:beforeAutospacing="0" w:lineRule="auto"/>
-        <w:ind w:left="720" w:hanging="360"/>
-      </w:pPr>
-      <w:sdt>
-        <w:sdtPr>
-          <w:id w:val="-398041288"/>
-          <w:tag w:val="goog_rdk_17"/>
+        <w:spacing w:after="240" w:before="0" w:beforeAutospacing="0" w:lineRule="auto"/>
+        <w:ind w:left="720" w:hanging="360"/>
+      </w:pPr>
+      <w:sdt>
+        <w:sdtPr>
+          <w:id w:val="-358689678"/>
+          <w:tag w:val="goog_rdk_12"/>
         </w:sdtPr>
         <w:sdtContent>
           <w:r>
             <w:rPr>
               <w:rFonts w:ascii="Arial Unicode MS" w:cs="Arial Unicode MS" w:eastAsia="Arial Unicode MS" w:hAnsi="Arial Unicode MS"/>
               <w:b w:val="1"/>
-              <w:rtl w:val="0"/>
-            </w:rPr>
-            <w:t xml:space="preserve">하수구 진입 (정석 루트1)</w:t>
-          </w:r>
-        </w:sdtContent>
-      </w:sdt>
-      <w:sdt>
-        <w:sdtPr>
-          <w:id w:val="1031204285"/>
-          <w:tag w:val="goog_rdk_18"/>
+              <w:bCs w:val="1"/>
+              <w:rtl w:val="0"/>
+            </w:rPr>
+            <w:t xml:space="preserve">하수구 진입 (정석 루트)</w:t>
+          </w:r>
+        </w:sdtContent>
+      </w:sdt>
+      <w:sdt>
+        <w:sdtPr>
+          <w:id w:val="1094399941"/>
+          <w:tag w:val="goog_rdk_13"/>
         </w:sdtPr>
         <w:sdtContent>
           <w:r>
@@ -496,47 +389,6 @@
             </w:rPr>
             <w:t xml:space="preserve"> → 외부 맨홀 → 내부 세탁실 연결 (다만 내부가 미로처럼 되어있고 가짜 출구인 함정이 존재하여 외부로 다시 나가는 출구가 존재하며, 출구로 나갔더니 바로 경호원과 마주치는 상황도 발생함)</w:t>
             <w:br w:type="textWrapping"/>
-          </w:r>
-        </w:sdtContent>
-      </w:sdt>
-    </w:p>
-    <w:p>
-      <w:pPr>
-        <w:numPr>
-          <w:ilvl w:val="0"/>
-          <w:numId w:val="9"/>
-        </w:numPr>
-        <w:spacing w:after="240" w:before="0" w:beforeAutospacing="0" w:lineRule="auto"/>
-        <w:ind w:left="720" w:hanging="360"/>
-      </w:pPr>
-      <w:sdt>
-        <w:sdtPr>
-          <w:id w:val="22185642"/>
-          <w:tag w:val="goog_rdk_19"/>
-        </w:sdtPr>
-        <w:sdtContent>
-          <w:r>
-            <w:rPr>
-              <w:rFonts w:ascii="Arial Unicode MS" w:cs="Arial Unicode MS" w:eastAsia="Arial Unicode MS" w:hAnsi="Arial Unicode MS"/>
-              <w:b w:val="1"/>
-              <w:rtl w:val="0"/>
-            </w:rPr>
-            <w:t xml:space="preserve">창문 진입 (정석 루트2)</w:t>
-          </w:r>
-        </w:sdtContent>
-      </w:sdt>
-      <w:sdt>
-        <w:sdtPr>
-          <w:id w:val="112634548"/>
-          <w:tag w:val="goog_rdk_20"/>
-        </w:sdtPr>
-        <w:sdtContent>
-          <w:r>
-            <w:rPr>
-              <w:rFonts w:ascii="Arial Unicode MS" w:cs="Arial Unicode MS" w:eastAsia="Arial Unicode MS" w:hAnsi="Arial Unicode MS"/>
-              <w:rtl w:val="0"/>
-            </w:rPr>
-            <w:t xml:space="preserve"> → 외부 우측 창문 → 내부 식당 연결</w:t>
           </w:r>
         </w:sdtContent>
       </w:sdt>
@@ -567,12 +419,13 @@
         <w:ind w:left="720" w:hanging="360"/>
         <w:rPr>
           <w:b w:val="1"/>
+          <w:bCs w:val="1"/>
           <w:sz w:val="34"/>
           <w:szCs w:val="34"/>
         </w:rPr>
       </w:pPr>
-      <w:bookmarkStart w:colFirst="0" w:colLast="0" w:name="_heading=h.zbeqosab9hz8" w:id="3"/>
-      <w:bookmarkEnd w:id="3"/>
+      <w:bookmarkStart w:colFirst="0" w:colLast="0" w:name="_heading=h.zbeqosab9hz8" w:id="2"/>
+      <w:bookmarkEnd w:id="2"/>
       <w:r>
         <w:rPr>
           <w:rtl w:val="0"/>
@@ -588,12 +441,13 @@
         <w:ind w:left="720" w:hanging="360"/>
         <w:rPr>
           <w:b w:val="1"/>
+          <w:bCs w:val="1"/>
           <w:sz w:val="34"/>
           <w:szCs w:val="34"/>
         </w:rPr>
       </w:pPr>
-      <w:bookmarkStart w:colFirst="0" w:colLast="0" w:name="_heading=h.a2qx1hei5pto" w:id="4"/>
-      <w:bookmarkEnd w:id="4"/>
+      <w:bookmarkStart w:colFirst="0" w:colLast="0" w:name="_heading=h.a2qx1hei5pto" w:id="3"/>
+      <w:bookmarkEnd w:id="3"/>
       <w:r>
         <w:rPr>
           <w:rtl w:val="0"/>
@@ -609,12 +463,13 @@
         <w:ind w:left="0" w:firstLine="0"/>
         <w:rPr>
           <w:b w:val="1"/>
+          <w:bCs w:val="1"/>
           <w:sz w:val="34"/>
           <w:szCs w:val="34"/>
         </w:rPr>
       </w:pPr>
-      <w:bookmarkStart w:colFirst="0" w:colLast="0" w:name="_heading=h.ecxakqcampcp" w:id="5"/>
-      <w:bookmarkEnd w:id="5"/>
+      <w:bookmarkStart w:colFirst="0" w:colLast="0" w:name="_heading=h.ecxakqcampcp" w:id="4"/>
+      <w:bookmarkEnd w:id="4"/>
       <w:r>
         <w:rPr>
           <w:rtl w:val="0"/>
@@ -630,22 +485,24 @@
         <w:ind w:left="0" w:firstLine="0"/>
         <w:rPr>
           <w:b w:val="1"/>
+          <w:bCs w:val="1"/>
           <w:sz w:val="34"/>
           <w:szCs w:val="34"/>
         </w:rPr>
       </w:pPr>
-      <w:bookmarkStart w:colFirst="0" w:colLast="0" w:name="_heading=h.q3tqjcconfz6" w:id="6"/>
-      <w:bookmarkEnd w:id="6"/>
-      <w:sdt>
-        <w:sdtPr>
-          <w:id w:val="-1722676788"/>
-          <w:tag w:val="goog_rdk_21"/>
+      <w:bookmarkStart w:colFirst="0" w:colLast="0" w:name="_heading=h.q3tqjcconfz6" w:id="5"/>
+      <w:bookmarkEnd w:id="5"/>
+      <w:sdt>
+        <w:sdtPr>
+          <w:id w:val="-274181449"/>
+          <w:tag w:val="goog_rdk_14"/>
         </w:sdtPr>
         <w:sdtContent>
           <w:r>
             <w:rPr>
               <w:rFonts w:ascii="Arial Unicode MS" w:cs="Arial Unicode MS" w:eastAsia="Arial Unicode MS" w:hAnsi="Arial Unicode MS"/>
               <w:b w:val="1"/>
+              <w:bCs w:val="1"/>
               <w:sz w:val="34"/>
               <w:szCs w:val="34"/>
               <w:rtl w:val="0"/>
@@ -666,14 +523,15 @@
       </w:pPr>
       <w:sdt>
         <w:sdtPr>
-          <w:id w:val="-830984712"/>
-          <w:tag w:val="goog_rdk_22"/>
+          <w:id w:val="107372619"/>
+          <w:tag w:val="goog_rdk_15"/>
         </w:sdtPr>
         <w:sdtContent>
           <w:r>
             <w:rPr>
               <w:rFonts w:ascii="Arial Unicode MS" w:cs="Arial Unicode MS" w:eastAsia="Arial Unicode MS" w:hAnsi="Arial Unicode MS"/>
               <w:b w:val="1"/>
+              <w:bCs w:val="1"/>
               <w:rtl w:val="0"/>
             </w:rPr>
             <w:t xml:space="preserve">좌측</w:t>
@@ -682,8 +540,8 @@
       </w:sdt>
       <w:sdt>
         <w:sdtPr>
-          <w:id w:val="-1794492289"/>
-          <w:tag w:val="goog_rdk_23"/>
+          <w:id w:val="-1166697296"/>
+          <w:tag w:val="goog_rdk_16"/>
         </w:sdtPr>
         <w:sdtContent>
           <w:r>
@@ -708,8 +566,8 @@
       </w:pPr>
       <w:sdt>
         <w:sdtPr>
-          <w:id w:val="-73015198"/>
-          <w:tag w:val="goog_rdk_24"/>
+          <w:id w:val="-1936838630"/>
+          <w:tag w:val="goog_rdk_17"/>
         </w:sdtPr>
         <w:sdtContent>
           <w:r>
@@ -734,8 +592,8 @@
       </w:pPr>
       <w:sdt>
         <w:sdtPr>
-          <w:id w:val="-821869467"/>
-          <w:tag w:val="goog_rdk_25"/>
+          <w:id w:val="-617639438"/>
+          <w:tag w:val="goog_rdk_18"/>
         </w:sdtPr>
         <w:sdtContent>
           <w:r>
@@ -760,8 +618,8 @@
       </w:pPr>
       <w:sdt>
         <w:sdtPr>
-          <w:id w:val="-1716781989"/>
-          <w:tag w:val="goog_rdk_26"/>
+          <w:id w:val="-598440887"/>
+          <w:tag w:val="goog_rdk_19"/>
         </w:sdtPr>
         <w:sdtContent>
           <w:r>
@@ -786,14 +644,15 @@
       </w:pPr>
       <w:sdt>
         <w:sdtPr>
-          <w:id w:val="-223054385"/>
-          <w:tag w:val="goog_rdk_27"/>
+          <w:id w:val="-574114552"/>
+          <w:tag w:val="goog_rdk_20"/>
         </w:sdtPr>
         <w:sdtContent>
           <w:r>
             <w:rPr>
               <w:rFonts w:ascii="Arial Unicode MS" w:cs="Arial Unicode MS" w:eastAsia="Arial Unicode MS" w:hAnsi="Arial Unicode MS"/>
               <w:b w:val="1"/>
+              <w:bCs w:val="1"/>
               <w:rtl w:val="0"/>
             </w:rPr>
             <w:t xml:space="preserve">중앙</w:t>
@@ -802,8 +661,8 @@
       </w:sdt>
       <w:sdt>
         <w:sdtPr>
-          <w:id w:val="-350303160"/>
-          <w:tag w:val="goog_rdk_28"/>
+          <w:id w:val="-1133163158"/>
+          <w:tag w:val="goog_rdk_21"/>
         </w:sdtPr>
         <w:sdtContent>
           <w:r>
@@ -828,14 +687,15 @@
       </w:pPr>
       <w:sdt>
         <w:sdtPr>
-          <w:id w:val="9660144"/>
-          <w:tag w:val="goog_rdk_29"/>
+          <w:id w:val="-1629983029"/>
+          <w:tag w:val="goog_rdk_22"/>
         </w:sdtPr>
         <w:sdtContent>
           <w:r>
             <w:rPr>
               <w:rFonts w:ascii="Arial Unicode MS" w:cs="Arial Unicode MS" w:eastAsia="Arial Unicode MS" w:hAnsi="Arial Unicode MS"/>
               <w:b w:val="1"/>
+              <w:bCs w:val="1"/>
               <w:rtl w:val="0"/>
             </w:rPr>
             <w:t xml:space="preserve">우측</w:t>
@@ -844,8 +704,8 @@
       </w:sdt>
       <w:sdt>
         <w:sdtPr>
-          <w:id w:val="-674799834"/>
-          <w:tag w:val="goog_rdk_30"/>
+          <w:id w:val="-202515362"/>
+          <w:tag w:val="goog_rdk_23"/>
         </w:sdtPr>
         <w:sdtContent>
           <w:r>
@@ -870,8 +730,8 @@
       </w:pPr>
       <w:sdt>
         <w:sdtPr>
-          <w:id w:val="1206352060"/>
-          <w:tag w:val="goog_rdk_31"/>
+          <w:id w:val="-229325754"/>
+          <w:tag w:val="goog_rdk_24"/>
         </w:sdtPr>
         <w:sdtContent>
           <w:r>
@@ -896,16 +756,16 @@
       </w:pPr>
       <w:sdt>
         <w:sdtPr>
-          <w:id w:val="-1971516241"/>
-          <w:tag w:val="goog_rdk_32"/>
-        </w:sdtPr>
-        <w:sdtContent>
-          <w:r>
-            <w:rPr>
-              <w:rFonts w:ascii="Arial Unicode MS" w:cs="Arial Unicode MS" w:eastAsia="Arial Unicode MS" w:hAnsi="Arial Unicode MS"/>
-              <w:rtl w:val="0"/>
-            </w:rPr>
-            <w:t xml:space="preserve">식당 (창문으로 진입)</w:t>
+          <w:id w:val="-1398397304"/>
+          <w:tag w:val="goog_rdk_25"/>
+        </w:sdtPr>
+        <w:sdtContent>
+          <w:r>
+            <w:rPr>
+              <w:rFonts w:ascii="Arial Unicode MS" w:cs="Arial Unicode MS" w:eastAsia="Arial Unicode MS" w:hAnsi="Arial Unicode MS"/>
+              <w:rtl w:val="0"/>
+            </w:rPr>
+            <w:t xml:space="preserve">식당</w:t>
             <w:br w:type="textWrapping"/>
           </w:r>
         </w:sdtContent>
@@ -922,8 +782,8 @@
       </w:pPr>
       <w:sdt>
         <w:sdtPr>
-          <w:id w:val="-207488646"/>
-          <w:tag w:val="goog_rdk_33"/>
+          <w:id w:val="-351972882"/>
+          <w:tag w:val="goog_rdk_26"/>
         </w:sdtPr>
         <w:sdtContent>
           <w:r>
@@ -946,23 +806,25 @@
         <w:ind w:left="720" w:hanging="360"/>
         <w:rPr>
           <w:b w:val="1"/>
+          <w:bCs w:val="1"/>
           <w:color w:val="000000"/>
           <w:sz w:val="26"/>
           <w:szCs w:val="26"/>
         </w:rPr>
       </w:pPr>
-      <w:bookmarkStart w:colFirst="0" w:colLast="0" w:name="_heading=h.rsv529jzkyfv" w:id="7"/>
-      <w:bookmarkEnd w:id="7"/>
-      <w:sdt>
-        <w:sdtPr>
-          <w:id w:val="1120098849"/>
-          <w:tag w:val="goog_rdk_34"/>
+      <w:bookmarkStart w:colFirst="0" w:colLast="0" w:name="_heading=h.rsv529jzkyfv" w:id="6"/>
+      <w:bookmarkEnd w:id="6"/>
+      <w:sdt>
+        <w:sdtPr>
+          <w:id w:val="-956306071"/>
+          <w:tag w:val="goog_rdk_27"/>
         </w:sdtPr>
         <w:sdtContent>
           <w:r>
             <w:rPr>
               <w:rFonts w:ascii="Arial Unicode MS" w:cs="Arial Unicode MS" w:eastAsia="Arial Unicode MS" w:hAnsi="Arial Unicode MS"/>
               <w:b w:val="1"/>
+              <w:bCs w:val="1"/>
               <w:color w:val="000000"/>
               <w:sz w:val="26"/>
               <w:szCs w:val="26"/>
@@ -984,14 +846,15 @@
       </w:pPr>
       <w:sdt>
         <w:sdtPr>
-          <w:id w:val="-158421678"/>
-          <w:tag w:val="goog_rdk_35"/>
+          <w:id w:val="-1554407689"/>
+          <w:tag w:val="goog_rdk_28"/>
         </w:sdtPr>
         <w:sdtContent>
           <w:r>
             <w:rPr>
               <w:rFonts w:ascii="Arial Unicode MS" w:cs="Arial Unicode MS" w:eastAsia="Arial Unicode MS" w:hAnsi="Arial Unicode MS"/>
               <w:b w:val="1"/>
+              <w:bCs w:val="1"/>
               <w:rtl w:val="0"/>
             </w:rPr>
             <w:t xml:space="preserve">열쇠</w:t>
@@ -1007,14 +870,15 @@
       <w:r>
         <w:rPr>
           <w:b w:val="1"/>
+          <w:bCs w:val="1"/>
           <w:rtl w:val="0"/>
         </w:rPr>
         <w:t xml:space="preserve"> </w:t>
       </w:r>
       <w:sdt>
         <w:sdtPr>
-          <w:id w:val="-309783646"/>
-          <w:tag w:val="goog_rdk_36"/>
+          <w:id w:val="-59047362"/>
+          <w:tag w:val="goog_rdk_29"/>
         </w:sdtPr>
         <w:sdtContent>
           <w:r>
@@ -1043,19 +907,20 @@
           <w:ilvl w:val="0"/>
           <w:numId w:val="6"/>
         </w:numPr>
-        <w:spacing w:after="0" w:afterAutospacing="0" w:before="0" w:beforeAutospacing="0" w:lineRule="auto"/>
-        <w:ind w:left="720" w:hanging="360"/>
-      </w:pPr>
-      <w:sdt>
-        <w:sdtPr>
-          <w:id w:val="-399004217"/>
-          <w:tag w:val="goog_rdk_37"/>
+        <w:spacing w:after="240" w:before="0" w:beforeAutospacing="0" w:lineRule="auto"/>
+        <w:ind w:left="720" w:hanging="360"/>
+      </w:pPr>
+      <w:sdt>
+        <w:sdtPr>
+          <w:id w:val="15867628"/>
+          <w:tag w:val="goog_rdk_30"/>
         </w:sdtPr>
         <w:sdtContent>
           <w:r>
             <w:rPr>
               <w:rFonts w:ascii="Arial Unicode MS" w:cs="Arial Unicode MS" w:eastAsia="Arial Unicode MS" w:hAnsi="Arial Unicode MS"/>
               <w:b w:val="1"/>
+              <w:bCs w:val="1"/>
               <w:rtl w:val="0"/>
             </w:rPr>
             <w:t xml:space="preserve">탐색 가능 방</w:t>
@@ -1064,8 +929,8 @@
       </w:sdt>
       <w:sdt>
         <w:sdtPr>
-          <w:id w:val="819900238"/>
-          <w:tag w:val="goog_rdk_38"/>
+          <w:id w:val="115153525"/>
+          <w:tag w:val="goog_rdk_31"/>
         </w:sdtPr>
         <w:sdtContent>
           <w:r>
@@ -1074,50 +939,6 @@
               <w:rtl w:val="0"/>
             </w:rPr>
             <w:t xml:space="preserve">: 5개, 나머지 2개는 배경용 장식 방</w:t>
-            <w:br w:type="textWrapping"/>
-          </w:r>
-        </w:sdtContent>
-      </w:sdt>
-    </w:p>
-    <w:p>
-      <w:pPr>
-        <w:numPr>
-          <w:ilvl w:val="0"/>
-          <w:numId w:val="6"/>
-        </w:numPr>
-        <w:spacing w:after="240" w:before="0" w:beforeAutospacing="0" w:lineRule="auto"/>
-        <w:ind w:left="720" w:hanging="360"/>
-      </w:pPr>
-      <w:sdt>
-        <w:sdtPr>
-          <w:id w:val="705877401"/>
-          <w:tag w:val="goog_rdk_39"/>
-        </w:sdtPr>
-        <w:sdtContent>
-          <w:r>
-            <w:rPr>
-              <w:rFonts w:ascii="Arial Unicode MS" w:cs="Arial Unicode MS" w:eastAsia="Arial Unicode MS" w:hAnsi="Arial Unicode MS"/>
-              <w:b w:val="1"/>
-              <w:rtl w:val="0"/>
-            </w:rPr>
-            <w:t xml:space="preserve">경호원 배치</w:t>
-          </w:r>
-        </w:sdtContent>
-      </w:sdt>
-      <w:sdt>
-        <w:sdtPr>
-          <w:id w:val="893865462"/>
-          <w:tag w:val="goog_rdk_40"/>
-        </w:sdtPr>
-        <w:sdtContent>
-          <w:r>
-            <w:rPr>
-              <w:rFonts w:ascii="Arial Unicode MS" w:cs="Arial Unicode MS" w:eastAsia="Arial Unicode MS" w:hAnsi="Arial Unicode MS"/>
-              <w:rtl w:val="0"/>
-            </w:rPr>
-            <w:t xml:space="preserve">: 좌측 3명 순찰, 우측 2명 순찰 (각 방에 1명씩 배치)                                                                                                            </w:t>
-            <w:br w:type="textWrapping"/>
-            <w:t xml:space="preserve">                    좌우 복도 1명 왕복 순찰</w:t>
             <w:br w:type="textWrapping"/>
           </w:r>
         </w:sdtContent>
@@ -1149,22 +970,24 @@
         <w:ind w:left="720" w:hanging="360"/>
         <w:rPr>
           <w:b w:val="1"/>
+          <w:bCs w:val="1"/>
           <w:sz w:val="34"/>
           <w:szCs w:val="34"/>
         </w:rPr>
       </w:pPr>
-      <w:bookmarkStart w:colFirst="0" w:colLast="0" w:name="_heading=h.25bn9btvpp1r" w:id="8"/>
-      <w:bookmarkEnd w:id="8"/>
-      <w:sdt>
-        <w:sdtPr>
-          <w:id w:val="-750900703"/>
-          <w:tag w:val="goog_rdk_41"/>
+      <w:bookmarkStart w:colFirst="0" w:colLast="0" w:name="_heading=h.25bn9btvpp1r" w:id="7"/>
+      <w:bookmarkEnd w:id="7"/>
+      <w:sdt>
+        <w:sdtPr>
+          <w:id w:val="767063287"/>
+          <w:tag w:val="goog_rdk_32"/>
         </w:sdtPr>
         <w:sdtContent>
           <w:r>
             <w:rPr>
               <w:rFonts w:ascii="Arial Unicode MS" w:cs="Arial Unicode MS" w:eastAsia="Arial Unicode MS" w:hAnsi="Arial Unicode MS"/>
               <w:b w:val="1"/>
+              <w:bCs w:val="1"/>
               <w:sz w:val="34"/>
               <w:szCs w:val="34"/>
               <w:rtl w:val="0"/>
@@ -1185,14 +1008,15 @@
       </w:pPr>
       <w:sdt>
         <w:sdtPr>
-          <w:id w:val="766045119"/>
-          <w:tag w:val="goog_rdk_42"/>
+          <w:id w:val="1161750072"/>
+          <w:tag w:val="goog_rdk_33"/>
         </w:sdtPr>
         <w:sdtContent>
           <w:r>
             <w:rPr>
               <w:rFonts w:ascii="Arial Unicode MS" w:cs="Arial Unicode MS" w:eastAsia="Arial Unicode MS" w:hAnsi="Arial Unicode MS"/>
               <w:b w:val="1"/>
+              <w:bCs w:val="1"/>
               <w:rtl w:val="0"/>
             </w:rPr>
             <w:t xml:space="preserve">계단 (정석 루트)</w:t>
@@ -1201,8 +1025,8 @@
       </w:sdt>
       <w:sdt>
         <w:sdtPr>
-          <w:id w:val="2071198354"/>
-          <w:tag w:val="goog_rdk_43"/>
+          <w:id w:val="-526333127"/>
+          <w:tag w:val="goog_rdk_34"/>
         </w:sdtPr>
         <w:sdtContent>
           <w:r>
@@ -1227,14 +1051,15 @@
       </w:pPr>
       <w:sdt>
         <w:sdtPr>
-          <w:id w:val="-770336570"/>
-          <w:tag w:val="goog_rdk_44"/>
+          <w:id w:val="541547970"/>
+          <w:tag w:val="goog_rdk_35"/>
         </w:sdtPr>
         <w:sdtContent>
           <w:r>
             <w:rPr>
               <w:rFonts w:ascii="Arial Unicode MS" w:cs="Arial Unicode MS" w:eastAsia="Arial Unicode MS" w:hAnsi="Arial Unicode MS"/>
               <w:b w:val="1"/>
+              <w:bCs w:val="1"/>
               <w:rtl w:val="0"/>
             </w:rPr>
             <w:t xml:space="preserve">응접실 환풍구 (히든 루트)</w:t>
@@ -1243,8 +1068,8 @@
       </w:sdt>
       <w:sdt>
         <w:sdtPr>
-          <w:id w:val="322347951"/>
-          <w:tag w:val="goog_rdk_45"/>
+          <w:id w:val="-1769450709"/>
+          <w:tag w:val="goog_rdk_36"/>
         </w:sdtPr>
         <w:sdtContent>
           <w:r>
@@ -1269,14 +1094,15 @@
       </w:pPr>
       <w:sdt>
         <w:sdtPr>
-          <w:id w:val="720422627"/>
-          <w:tag w:val="goog_rdk_46"/>
+          <w:id w:val="-2047247366"/>
+          <w:tag w:val="goog_rdk_37"/>
         </w:sdtPr>
         <w:sdtContent>
           <w:r>
             <w:rPr>
               <w:rFonts w:ascii="Arial Unicode MS" w:cs="Arial Unicode MS" w:eastAsia="Arial Unicode MS" w:hAnsi="Arial Unicode MS"/>
               <w:b w:val="1"/>
+              <w:bCs w:val="1"/>
               <w:rtl w:val="0"/>
             </w:rPr>
             <w:t xml:space="preserve">서재 책장 (히든 루트)</w:t>
@@ -1285,8 +1111,8 @@
       </w:sdt>
       <w:sdt>
         <w:sdtPr>
-          <w:id w:val="-1027657600"/>
-          <w:tag w:val="goog_rdk_47"/>
+          <w:id w:val="1716667592"/>
+          <w:tag w:val="goog_rdk_38"/>
         </w:sdtPr>
         <w:sdtContent>
           <w:r>
@@ -1325,12 +1151,13 @@
         <w:ind w:left="720" w:hanging="360"/>
         <w:rPr>
           <w:b w:val="1"/>
+          <w:bCs w:val="1"/>
           <w:sz w:val="34"/>
           <w:szCs w:val="34"/>
         </w:rPr>
       </w:pPr>
-      <w:bookmarkStart w:colFirst="0" w:colLast="0" w:name="_heading=h.c8knbvc9ipe5" w:id="9"/>
-      <w:bookmarkEnd w:id="9"/>
+      <w:bookmarkStart w:colFirst="0" w:colLast="0" w:name="_heading=h.c8knbvc9ipe5" w:id="8"/>
+      <w:bookmarkEnd w:id="8"/>
       <w:r>
         <w:rPr>
           <w:rtl w:val="0"/>
@@ -1346,12 +1173,13 @@
         <w:ind w:left="720" w:hanging="360"/>
         <w:rPr>
           <w:b w:val="1"/>
+          <w:bCs w:val="1"/>
           <w:sz w:val="34"/>
           <w:szCs w:val="34"/>
         </w:rPr>
       </w:pPr>
-      <w:bookmarkStart w:colFirst="0" w:colLast="0" w:name="_heading=h.2coh5cw4ymeb" w:id="10"/>
-      <w:bookmarkEnd w:id="10"/>
+      <w:bookmarkStart w:colFirst="0" w:colLast="0" w:name="_heading=h.2coh5cw4ymeb" w:id="9"/>
+      <w:bookmarkEnd w:id="9"/>
       <w:r>
         <w:rPr>
           <w:rtl w:val="0"/>
@@ -1367,22 +1195,24 @@
         <w:ind w:left="720" w:hanging="360"/>
         <w:rPr>
           <w:b w:val="1"/>
+          <w:bCs w:val="1"/>
           <w:sz w:val="34"/>
           <w:szCs w:val="34"/>
         </w:rPr>
       </w:pPr>
-      <w:bookmarkStart w:colFirst="0" w:colLast="0" w:name="_heading=h.avvzlezdx11j" w:id="11"/>
-      <w:bookmarkEnd w:id="11"/>
-      <w:sdt>
-        <w:sdtPr>
-          <w:id w:val="-158267144"/>
-          <w:tag w:val="goog_rdk_48"/>
+      <w:bookmarkStart w:colFirst="0" w:colLast="0" w:name="_heading=h.avvzlezdx11j" w:id="10"/>
+      <w:bookmarkEnd w:id="10"/>
+      <w:sdt>
+        <w:sdtPr>
+          <w:id w:val="2064110900"/>
+          <w:tag w:val="goog_rdk_39"/>
         </w:sdtPr>
         <w:sdtContent>
           <w:r>
             <w:rPr>
               <w:rFonts w:ascii="Arial Unicode MS" w:cs="Arial Unicode MS" w:eastAsia="Arial Unicode MS" w:hAnsi="Arial Unicode MS"/>
               <w:b w:val="1"/>
+              <w:bCs w:val="1"/>
               <w:sz w:val="34"/>
               <w:szCs w:val="34"/>
               <w:rtl w:val="0"/>
@@ -1403,14 +1233,15 @@
       </w:pPr>
       <w:sdt>
         <w:sdtPr>
-          <w:id w:val="-96909030"/>
-          <w:tag w:val="goog_rdk_49"/>
+          <w:id w:val="-1683624277"/>
+          <w:tag w:val="goog_rdk_40"/>
         </w:sdtPr>
         <w:sdtContent>
           <w:r>
             <w:rPr>
               <w:rFonts w:ascii="Arial Unicode MS" w:cs="Arial Unicode MS" w:eastAsia="Arial Unicode MS" w:hAnsi="Arial Unicode MS"/>
               <w:b w:val="1"/>
+              <w:bCs w:val="1"/>
               <w:rtl w:val="0"/>
             </w:rPr>
             <w:t xml:space="preserve">좌측</w:t>
@@ -1425,8 +1256,8 @@
       </w:r>
       <w:sdt>
         <w:sdtPr>
-          <w:id w:val="78630900"/>
-          <w:tag w:val="goog_rdk_50"/>
+          <w:id w:val="-421215371"/>
+          <w:tag w:val="goog_rdk_41"/>
         </w:sdtPr>
         <w:sdtContent>
           <w:r>
@@ -1453,14 +1284,15 @@
       </w:pPr>
       <w:sdt>
         <w:sdtPr>
-          <w:id w:val="-678811930"/>
-          <w:tag w:val="goog_rdk_51"/>
+          <w:id w:val="-20600689"/>
+          <w:tag w:val="goog_rdk_42"/>
         </w:sdtPr>
         <w:sdtContent>
           <w:r>
             <w:rPr>
               <w:rFonts w:ascii="Arial Unicode MS" w:cs="Arial Unicode MS" w:eastAsia="Arial Unicode MS" w:hAnsi="Arial Unicode MS"/>
               <w:b w:val="1"/>
+              <w:bCs w:val="1"/>
               <w:rtl w:val="0"/>
             </w:rPr>
             <w:t xml:space="preserve">중앙</w:t>
@@ -1469,8 +1301,8 @@
       </w:sdt>
       <w:sdt>
         <w:sdtPr>
-          <w:id w:val="1308491915"/>
-          <w:tag w:val="goog_rdk_52"/>
+          <w:id w:val="1341987385"/>
+          <w:tag w:val="goog_rdk_43"/>
         </w:sdtPr>
         <w:sdtContent>
           <w:r>
@@ -1479,50 +1311,6 @@
               <w:rtl w:val="0"/>
             </w:rPr>
             <w:t xml:space="preserve">: 드레스룸</w:t>
-            <w:br w:type="textWrapping"/>
-          </w:r>
-        </w:sdtContent>
-      </w:sdt>
-    </w:p>
-    <w:p>
-      <w:pPr>
-        <w:numPr>
-          <w:ilvl w:val="0"/>
-          <w:numId w:val="7"/>
-        </w:numPr>
-        <w:spacing w:after="0" w:afterAutospacing="0" w:before="0" w:beforeAutospacing="0" w:lineRule="auto"/>
-        <w:ind w:left="720" w:hanging="360"/>
-      </w:pPr>
-      <w:sdt>
-        <w:sdtPr>
-          <w:id w:val="528973055"/>
-          <w:tag w:val="goog_rdk_53"/>
-        </w:sdtPr>
-        <w:sdtContent>
-          <w:r>
-            <w:rPr>
-              <w:rFonts w:ascii="Arial Unicode MS" w:cs="Arial Unicode MS" w:eastAsia="Arial Unicode MS" w:hAnsi="Arial Unicode MS"/>
-              <w:b w:val="1"/>
-              <w:rtl w:val="0"/>
-            </w:rPr>
-            <w:t xml:space="preserve">우측</w:t>
-          </w:r>
-        </w:sdtContent>
-      </w:sdt>
-      <w:sdt>
-        <w:sdtPr>
-          <w:id w:val="-1672647147"/>
-          <w:tag w:val="goog_rdk_54"/>
-        </w:sdtPr>
-        <w:sdtContent>
-          <w:r>
-            <w:rPr>
-              <w:rFonts w:ascii="Arial Unicode MS" w:cs="Arial Unicode MS" w:eastAsia="Arial Unicode MS" w:hAnsi="Arial Unicode MS"/>
-              <w:rtl w:val="0"/>
-            </w:rPr>
-            <w:t xml:space="preserve">: 커다란 침실 (최종 목표 지점)</w:t>
-            <w:br w:type="textWrapping"/>
-            <w:t xml:space="preserve">         배경용 방 1개 (연출용, 열리지 않음)</w:t>
             <w:br w:type="textWrapping"/>
           </w:r>
         </w:sdtContent>
@@ -1539,34 +1327,35 @@
       </w:pPr>
       <w:sdt>
         <w:sdtPr>
-          <w:id w:val="-849441324"/>
-          <w:tag w:val="goog_rdk_55"/>
+          <w:id w:val="-14695127"/>
+          <w:tag w:val="goog_rdk_44"/>
         </w:sdtPr>
         <w:sdtContent>
           <w:r>
             <w:rPr>
               <w:rFonts w:ascii="Arial Unicode MS" w:cs="Arial Unicode MS" w:eastAsia="Arial Unicode MS" w:hAnsi="Arial Unicode MS"/>
               <w:b w:val="1"/>
-              <w:rtl w:val="0"/>
-            </w:rPr>
-            <w:t xml:space="preserve">경호원 배치</w:t>
-          </w:r>
-        </w:sdtContent>
-      </w:sdt>
-      <w:sdt>
-        <w:sdtPr>
-          <w:id w:val="-433285467"/>
-          <w:tag w:val="goog_rdk_56"/>
-        </w:sdtPr>
-        <w:sdtContent>
-          <w:r>
-            <w:rPr>
-              <w:rFonts w:ascii="Arial Unicode MS" w:cs="Arial Unicode MS" w:eastAsia="Arial Unicode MS" w:hAnsi="Arial Unicode MS"/>
-              <w:rtl w:val="0"/>
-            </w:rPr>
-            <w:t xml:space="preserve">: 좌측 2명 순찰 (각 방에 1명씩 배치)                                                                                                            </w:t>
+              <w:bCs w:val="1"/>
+              <w:rtl w:val="0"/>
+            </w:rPr>
+            <w:t xml:space="preserve">우측</w:t>
+          </w:r>
+        </w:sdtContent>
+      </w:sdt>
+      <w:sdt>
+        <w:sdtPr>
+          <w:id w:val="1375114190"/>
+          <w:tag w:val="goog_rdk_45"/>
+        </w:sdtPr>
+        <w:sdtContent>
+          <w:r>
+            <w:rPr>
+              <w:rFonts w:ascii="Arial Unicode MS" w:cs="Arial Unicode MS" w:eastAsia="Arial Unicode MS" w:hAnsi="Arial Unicode MS"/>
+              <w:rtl w:val="0"/>
+            </w:rPr>
+            <w:t xml:space="preserve">: 커다란 침실 (최종 목표 지점)</w:t>
             <w:br w:type="textWrapping"/>
-            <w:t xml:space="preserve">                    좌우 복도 1명 왕복 순찰</w:t>
+            <w:t xml:space="preserve">         배경용 방 1개 (연출용, 열리지 않음)</w:t>
           </w:r>
         </w:sdtContent>
       </w:sdt>
@@ -1597,12 +1386,13 @@
         <w:ind w:left="720" w:hanging="360"/>
         <w:rPr>
           <w:b w:val="1"/>
+          <w:bCs w:val="1"/>
           <w:sz w:val="34"/>
           <w:szCs w:val="34"/>
         </w:rPr>
       </w:pPr>
-      <w:bookmarkStart w:colFirst="0" w:colLast="0" w:name="_heading=h.bxaxmozhv8ih" w:id="12"/>
-      <w:bookmarkEnd w:id="12"/>
+      <w:bookmarkStart w:colFirst="0" w:colLast="0" w:name="_heading=h.bxaxmozhv8ih" w:id="11"/>
+      <w:bookmarkEnd w:id="11"/>
       <w:r>
         <w:rPr>
           <w:rtl w:val="0"/>
@@ -1618,22 +1408,24 @@
         <w:ind w:left="720" w:hanging="360"/>
         <w:rPr>
           <w:b w:val="1"/>
+          <w:bCs w:val="1"/>
           <w:sz w:val="34"/>
           <w:szCs w:val="34"/>
         </w:rPr>
       </w:pPr>
-      <w:bookmarkStart w:colFirst="0" w:colLast="0" w:name="_heading=h.djkq0nbpakf" w:id="13"/>
-      <w:bookmarkEnd w:id="13"/>
-      <w:sdt>
-        <w:sdtPr>
-          <w:id w:val="-1438982097"/>
-          <w:tag w:val="goog_rdk_57"/>
+      <w:bookmarkStart w:colFirst="0" w:colLast="0" w:name="_heading=h.djkq0nbpakf" w:id="12"/>
+      <w:bookmarkEnd w:id="12"/>
+      <w:sdt>
+        <w:sdtPr>
+          <w:id w:val="-2034775835"/>
+          <w:tag w:val="goog_rdk_46"/>
         </w:sdtPr>
         <w:sdtContent>
           <w:r>
             <w:rPr>
               <w:rFonts w:ascii="Arial Unicode MS" w:cs="Arial Unicode MS" w:eastAsia="Arial Unicode MS" w:hAnsi="Arial Unicode MS"/>
               <w:b w:val="1"/>
+              <w:bCs w:val="1"/>
               <w:sz w:val="34"/>
               <w:szCs w:val="34"/>
               <w:rtl w:val="0"/>
@@ -1649,19 +1441,20 @@
           <w:ilvl w:val="0"/>
           <w:numId w:val="3"/>
         </w:numPr>
-        <w:spacing w:after="0" w:afterAutospacing="0" w:before="240" w:lineRule="auto"/>
-        <w:ind w:left="720" w:hanging="360"/>
-      </w:pPr>
-      <w:sdt>
-        <w:sdtPr>
-          <w:id w:val="1087581691"/>
-          <w:tag w:val="goog_rdk_58"/>
+        <w:spacing w:after="240" w:before="240" w:lineRule="auto"/>
+        <w:ind w:left="720" w:hanging="360"/>
+      </w:pPr>
+      <w:sdt>
+        <w:sdtPr>
+          <w:id w:val="-1079349534"/>
+          <w:tag w:val="goog_rdk_47"/>
         </w:sdtPr>
         <w:sdtContent>
           <w:r>
             <w:rPr>
               <w:rFonts w:ascii="Arial Unicode MS" w:cs="Arial Unicode MS" w:eastAsia="Arial Unicode MS" w:hAnsi="Arial Unicode MS"/>
               <w:b w:val="1"/>
+              <w:bCs w:val="1"/>
               <w:rtl w:val="0"/>
             </w:rPr>
             <w:t xml:space="preserve">목표</w:t>
@@ -1670,8 +1463,8 @@
       </w:sdt>
       <w:sdt>
         <w:sdtPr>
-          <w:id w:val="742344305"/>
-          <w:tag w:val="goog_rdk_59"/>
+          <w:id w:val="1335331540"/>
+          <w:tag w:val="goog_rdk_48"/>
         </w:sdtPr>
         <w:sdtContent>
           <w:r>
@@ -1680,65 +1473,6 @@
               <w:rtl w:val="0"/>
             </w:rPr>
             <w:t xml:space="preserve">: 원수(정치인) – 커다란 침실 내부에 대기 (플레이어를 등지고 앉아있음)</w:t>
-            <w:br w:type="textWrapping"/>
-          </w:r>
-        </w:sdtContent>
-      </w:sdt>
-    </w:p>
-    <w:p>
-      <w:pPr>
-        <w:numPr>
-          <w:ilvl w:val="0"/>
-          <w:numId w:val="3"/>
-        </w:numPr>
-        <w:spacing w:after="0" w:afterAutospacing="0" w:before="0" w:beforeAutospacing="0" w:lineRule="auto"/>
-        <w:ind w:left="720" w:hanging="360"/>
-      </w:pPr>
-      <w:sdt>
-        <w:sdtPr>
-          <w:id w:val="-2112664287"/>
-          <w:tag w:val="goog_rdk_60"/>
-        </w:sdtPr>
-        <w:sdtContent>
-          <w:r>
-            <w:rPr>
-              <w:rFonts w:ascii="Arial Unicode MS" w:cs="Arial Unicode MS" w:eastAsia="Arial Unicode MS" w:hAnsi="Arial Unicode MS"/>
-              <w:b w:val="1"/>
-              <w:rtl w:val="0"/>
-            </w:rPr>
-            <w:t xml:space="preserve">조건</w:t>
-          </w:r>
-        </w:sdtContent>
-      </w:sdt>
-      <w:r>
-        <w:rPr>
-          <w:rtl w:val="0"/>
-        </w:rPr>
-        <w:t xml:space="preserve">:</w:t>
-        <w:br w:type="textWrapping"/>
-      </w:r>
-    </w:p>
-    <w:p>
-      <w:pPr>
-        <w:numPr>
-          <w:ilvl w:val="1"/>
-          <w:numId w:val="3"/>
-        </w:numPr>
-        <w:spacing w:after="240" w:before="0" w:beforeAutospacing="0" w:lineRule="auto"/>
-        <w:ind w:left="1440" w:hanging="360"/>
-      </w:pPr>
-      <w:sdt>
-        <w:sdtPr>
-          <w:id w:val="-1378145024"/>
-          <w:tag w:val="goog_rdk_61"/>
-        </w:sdtPr>
-        <w:sdtContent>
-          <w:r>
-            <w:rPr>
-              <w:rFonts w:ascii="Arial Unicode MS" w:cs="Arial Unicode MS" w:eastAsia="Arial Unicode MS" w:hAnsi="Arial Unicode MS"/>
-              <w:rtl w:val="0"/>
-            </w:rPr>
-            <w:t xml:space="preserve">제압 성공 시 → 자동 컷신 전환 (HUD off, 카메라 줌아웃 → 미션 클리어 처리)</w:t>
             <w:br w:type="textWrapping"/>
           </w:r>
         </w:sdtContent>
@@ -1770,22 +1504,24 @@
         <w:ind w:left="720" w:hanging="360"/>
         <w:rPr>
           <w:b w:val="1"/>
+          <w:bCs w:val="1"/>
           <w:sz w:val="34"/>
           <w:szCs w:val="34"/>
         </w:rPr>
       </w:pPr>
-      <w:bookmarkStart w:colFirst="0" w:colLast="0" w:name="_heading=h.f74303p4i5vf" w:id="14"/>
-      <w:bookmarkEnd w:id="14"/>
-      <w:sdt>
-        <w:sdtPr>
-          <w:id w:val="1928093511"/>
-          <w:tag w:val="goog_rdk_62"/>
+      <w:bookmarkStart w:colFirst="0" w:colLast="0" w:name="_heading=h.f74303p4i5vf" w:id="13"/>
+      <w:bookmarkEnd w:id="13"/>
+      <w:sdt>
+        <w:sdtPr>
+          <w:id w:val="-517476518"/>
+          <w:tag w:val="goog_rdk_49"/>
         </w:sdtPr>
         <w:sdtContent>
           <w:r>
             <w:rPr>
               <w:rFonts w:ascii="Arial Unicode MS" w:cs="Arial Unicode MS" w:eastAsia="Arial Unicode MS" w:hAnsi="Arial Unicode MS"/>
               <w:b w:val="1"/>
+              <w:bCs w:val="1"/>
               <w:sz w:val="34"/>
               <w:szCs w:val="34"/>
               <w:rtl w:val="0"/>
@@ -1806,14 +1542,15 @@
       </w:pPr>
       <w:sdt>
         <w:sdtPr>
-          <w:id w:val="-1062115841"/>
-          <w:tag w:val="goog_rdk_63"/>
+          <w:id w:val="1063060317"/>
+          <w:tag w:val="goog_rdk_50"/>
         </w:sdtPr>
         <w:sdtContent>
           <w:r>
             <w:rPr>
               <w:rFonts w:ascii="Arial Unicode MS" w:cs="Arial Unicode MS" w:eastAsia="Arial Unicode MS" w:hAnsi="Arial Unicode MS"/>
               <w:b w:val="1"/>
+              <w:bCs w:val="1"/>
               <w:rtl w:val="0"/>
             </w:rPr>
             <w:t xml:space="preserve">다양한 진입 루트 제공</w:t>
@@ -1822,8 +1559,8 @@
       </w:sdt>
       <w:sdt>
         <w:sdtPr>
-          <w:id w:val="932845249"/>
-          <w:tag w:val="goog_rdk_64"/>
+          <w:id w:val="1251063387"/>
+          <w:tag w:val="goog_rdk_51"/>
         </w:sdtPr>
         <w:sdtContent>
           <w:r>
@@ -1848,14 +1585,15 @@
       </w:pPr>
       <w:sdt>
         <w:sdtPr>
-          <w:id w:val="1088741512"/>
-          <w:tag w:val="goog_rdk_65"/>
+          <w:id w:val="-1192040140"/>
+          <w:tag w:val="goog_rdk_52"/>
         </w:sdtPr>
         <w:sdtContent>
           <w:r>
             <w:rPr>
               <w:rFonts w:ascii="Arial Unicode MS" w:cs="Arial Unicode MS" w:eastAsia="Arial Unicode MS" w:hAnsi="Arial Unicode MS"/>
               <w:b w:val="1"/>
+              <w:bCs w:val="1"/>
               <w:rtl w:val="0"/>
             </w:rPr>
             <w:t xml:space="preserve">위험도/보상 구조</w:t>
@@ -1881,8 +1619,8 @@
       </w:pPr>
       <w:sdt>
         <w:sdtPr>
-          <w:id w:val="1422591493"/>
-          <w:tag w:val="goog_rdk_66"/>
+          <w:id w:val="-832297590"/>
+          <w:tag w:val="goog_rdk_53"/>
         </w:sdtPr>
         <w:sdtContent>
           <w:r>
@@ -1907,8 +1645,8 @@
       </w:pPr>
       <w:sdt>
         <w:sdtPr>
-          <w:id w:val="-504166307"/>
-          <w:tag w:val="goog_rdk_67"/>
+          <w:id w:val="2127521906"/>
+          <w:tag w:val="goog_rdk_54"/>
         </w:sdtPr>
         <w:sdtContent>
           <w:r>
@@ -1933,14 +1671,15 @@
       </w:pPr>
       <w:sdt>
         <w:sdtPr>
-          <w:id w:val="1347399237"/>
-          <w:tag w:val="goog_rdk_68"/>
+          <w:id w:val="-337493755"/>
+          <w:tag w:val="goog_rdk_55"/>
         </w:sdtPr>
         <w:sdtContent>
           <w:r>
             <w:rPr>
               <w:rFonts w:ascii="Arial Unicode MS" w:cs="Arial Unicode MS" w:eastAsia="Arial Unicode MS" w:hAnsi="Arial Unicode MS"/>
               <w:b w:val="1"/>
+              <w:bCs w:val="1"/>
               <w:rtl w:val="0"/>
             </w:rPr>
             <w:t xml:space="preserve">탐색형 플레이 강조</w:t>
@@ -1949,8 +1688,8 @@
       </w:sdt>
       <w:sdt>
         <w:sdtPr>
-          <w:id w:val="747288193"/>
-          <w:tag w:val="goog_rdk_69"/>
+          <w:id w:val="-1175089949"/>
+          <w:tag w:val="goog_rdk_56"/>
         </w:sdtPr>
         <w:sdtContent>
           <w:r>
@@ -1975,14 +1714,15 @@
       </w:pPr>
       <w:sdt>
         <w:sdtPr>
-          <w:id w:val="1061950943"/>
-          <w:tag w:val="goog_rdk_70"/>
+          <w:id w:val="1682556306"/>
+          <w:tag w:val="goog_rdk_57"/>
         </w:sdtPr>
         <w:sdtContent>
           <w:r>
             <w:rPr>
               <w:rFonts w:ascii="Arial Unicode MS" w:cs="Arial Unicode MS" w:eastAsia="Arial Unicode MS" w:hAnsi="Arial Unicode MS"/>
               <w:b w:val="1"/>
+              <w:bCs w:val="1"/>
               <w:rtl w:val="0"/>
             </w:rPr>
             <w:t xml:space="preserve">긴장감 유지</w:t>
@@ -1991,8 +1731,8 @@
       </w:sdt>
       <w:sdt>
         <w:sdtPr>
-          <w:id w:val="2018112348"/>
-          <w:tag w:val="goog_rdk_71"/>
+          <w:id w:val="-391433996"/>
+          <w:tag w:val="goog_rdk_58"/>
         </w:sdtPr>
         <w:sdtContent>
           <w:r>
@@ -2017,14 +1757,15 @@
       </w:pPr>
       <w:sdt>
         <w:sdtPr>
-          <w:id w:val="-503104251"/>
-          <w:tag w:val="goog_rdk_72"/>
+          <w:id w:val="-565811817"/>
+          <w:tag w:val="goog_rdk_59"/>
         </w:sdtPr>
         <w:sdtContent>
           <w:r>
             <w:rPr>
               <w:rFonts w:ascii="Arial Unicode MS" w:cs="Arial Unicode MS" w:eastAsia="Arial Unicode MS" w:hAnsi="Arial Unicode MS"/>
               <w:b w:val="1"/>
+              <w:bCs w:val="1"/>
               <w:rtl w:val="0"/>
             </w:rPr>
             <w:t xml:space="preserve">은신 요소</w:t>
@@ -2033,8 +1774,8 @@
       </w:sdt>
       <w:sdt>
         <w:sdtPr>
-          <w:id w:val="-197397785"/>
-          <w:tag w:val="goog_rdk_73"/>
+          <w:id w:val="-727808804"/>
+          <w:tag w:val="goog_rdk_60"/>
         </w:sdtPr>
         <w:sdtContent>
           <w:r>
@@ -2845,116 +2586,6 @@
     </w:lvl>
   </w:abstractNum>
   <w:abstractNum w:abstractNumId="8">
-    <w:lvl w:ilvl="0">
-      <w:start w:val="1"/>
-      <w:numFmt w:val="bullet"/>
-      <w:lvlText w:val="●"/>
-      <w:lvlJc w:val="left"/>
-      <w:pPr>
-        <w:ind w:left="720" w:hanging="360"/>
-      </w:pPr>
-      <w:rPr>
-        <w:u w:val="none"/>
-      </w:rPr>
-    </w:lvl>
-    <w:lvl w:ilvl="1">
-      <w:start w:val="1"/>
-      <w:numFmt w:val="bullet"/>
-      <w:lvlText w:val="○"/>
-      <w:lvlJc w:val="left"/>
-      <w:pPr>
-        <w:ind w:left="1440" w:hanging="360"/>
-      </w:pPr>
-      <w:rPr>
-        <w:u w:val="none"/>
-      </w:rPr>
-    </w:lvl>
-    <w:lvl w:ilvl="2">
-      <w:start w:val="1"/>
-      <w:numFmt w:val="bullet"/>
-      <w:lvlText w:val="■"/>
-      <w:lvlJc w:val="left"/>
-      <w:pPr>
-        <w:ind w:left="2160" w:hanging="360"/>
-      </w:pPr>
-      <w:rPr>
-        <w:u w:val="none"/>
-      </w:rPr>
-    </w:lvl>
-    <w:lvl w:ilvl="3">
-      <w:start w:val="1"/>
-      <w:numFmt w:val="bullet"/>
-      <w:lvlText w:val="●"/>
-      <w:lvlJc w:val="left"/>
-      <w:pPr>
-        <w:ind w:left="2880" w:hanging="360"/>
-      </w:pPr>
-      <w:rPr>
-        <w:u w:val="none"/>
-      </w:rPr>
-    </w:lvl>
-    <w:lvl w:ilvl="4">
-      <w:start w:val="1"/>
-      <w:numFmt w:val="bullet"/>
-      <w:lvlText w:val="○"/>
-      <w:lvlJc w:val="left"/>
-      <w:pPr>
-        <w:ind w:left="3600" w:hanging="360"/>
-      </w:pPr>
-      <w:rPr>
-        <w:u w:val="none"/>
-      </w:rPr>
-    </w:lvl>
-    <w:lvl w:ilvl="5">
-      <w:start w:val="1"/>
-      <w:numFmt w:val="bullet"/>
-      <w:lvlText w:val="■"/>
-      <w:lvlJc w:val="left"/>
-      <w:pPr>
-        <w:ind w:left="4320" w:hanging="360"/>
-      </w:pPr>
-      <w:rPr>
-        <w:u w:val="none"/>
-      </w:rPr>
-    </w:lvl>
-    <w:lvl w:ilvl="6">
-      <w:start w:val="1"/>
-      <w:numFmt w:val="bullet"/>
-      <w:lvlText w:val="●"/>
-      <w:lvlJc w:val="left"/>
-      <w:pPr>
-        <w:ind w:left="5040" w:hanging="360"/>
-      </w:pPr>
-      <w:rPr>
-        <w:u w:val="none"/>
-      </w:rPr>
-    </w:lvl>
-    <w:lvl w:ilvl="7">
-      <w:start w:val="1"/>
-      <w:numFmt w:val="bullet"/>
-      <w:lvlText w:val="○"/>
-      <w:lvlJc w:val="left"/>
-      <w:pPr>
-        <w:ind w:left="5760" w:hanging="360"/>
-      </w:pPr>
-      <w:rPr>
-        <w:u w:val="none"/>
-      </w:rPr>
-    </w:lvl>
-    <w:lvl w:ilvl="8">
-      <w:start w:val="1"/>
-      <w:numFmt w:val="bullet"/>
-      <w:lvlText w:val="■"/>
-      <w:lvlJc w:val="left"/>
-      <w:pPr>
-        <w:ind w:left="6480" w:hanging="360"/>
-      </w:pPr>
-      <w:rPr>
-        <w:u w:val="none"/>
-      </w:rPr>
-    </w:lvl>
-  </w:abstractNum>
-  <w:abstractNum w:abstractNumId="9">
     <w:lvl w:ilvl="0">
       <w:start w:val="1"/>
       <w:numFmt w:val="decimal"/>
@@ -3087,9 +2718,6 @@
   </w:num>
   <w:num w:numId="8">
     <w:abstractNumId w:val="8"/>
-  </w:num>
-  <w:num w:numId="9">
-    <w:abstractNumId w:val="9"/>
   </w:num>
 </w:numbering>
 </file>
@@ -3152,6 +2780,7 @@
     </w:pPr>
     <w:rPr>
       <w:b w:val="0"/>
+      <w:bCs w:val="0"/>
       <w:sz w:val="32"/>
       <w:szCs w:val="32"/>
     </w:rPr>
@@ -3168,6 +2797,7 @@
     </w:pPr>
     <w:rPr>
       <w:b w:val="0"/>
+      <w:bCs w:val="0"/>
       <w:color w:val="434343"/>
       <w:sz w:val="28"/>
       <w:szCs w:val="28"/>
@@ -3217,6 +2847,7 @@
     </w:pPr>
     <w:rPr>
       <w:i w:val="1"/>
+      <w:iCs w:val="1"/>
       <w:color w:val="666666"/>
       <w:sz w:val="22"/>
       <w:szCs w:val="22"/>
@@ -3256,6 +2887,7 @@
     <w:rPr>
       <w:rFonts w:ascii="Arial" w:cs="Arial" w:eastAsia="Arial" w:hAnsi="Arial"/>
       <w:i w:val="0"/>
+      <w:iCs w:val="0"/>
       <w:color w:val="666666"/>
       <w:sz w:val="30"/>
       <w:szCs w:val="30"/>
@@ -3586,7 +3218,7 @@
 
 <file path=customXML/item1.xml><?xml version="1.0" encoding="utf-8"?>
 <go:gDocsCustomXmlDataStorage xmlns:go="http://customooxmlschemas.google.com/" xmlns:r="http://schemas.openxmlformats.org/officeDocument/2006/relationships" uri="GoogleDocsCustomDataVersion2">
-  <go:docsCustomData xmlns:go="http://customooxmlschemas.google.com/" roundtripDataSignature="AMtx7minRs0ThNKyBkDi2i9IXHP0jL4Cgg==">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</go:docsCustomData>
+  <go:docsCustomData xmlns:go="http://customooxmlschemas.google.com/" roundtripDataSignature="AMtx7mhzZacz+mdlpcB/yD1e7O2j1XXhkA==">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</go:docsCustomData>
 </go:gDocsCustomXmlDataStorage>
 </file>
 
